--- a/CLIENT_SETUP_AI_LABS_SAMPLES_LOCAL.docx
+++ b/CLIENT_SETUP_AI_LABS_SAMPLES_LOCAL.docx
@@ -78,13 +78,16 @@
     </w:p>
     <w:p>
       <w:r>
-        <w:t>From each subfolder it takes files in order (whatever comes first), up to:</w:t>
+        <w:t>From each subfolder:</w:t>
       </w:r>
     </w:p>
     <w:p>
       <w:pPr>
-        <w:pStyle w:val="ListBullet"/>
+        <w:pStyle w:val="ListNumber"/>
       </w:pPr>
+      <w:r>
+        <w:t xml:space="preserve">Take up to </w:t>
+      </w:r>
       <w:r>
         <w:rPr>
           <w:b/>
@@ -92,35 +95,33 @@
         <w:t>1000 files</w:t>
       </w:r>
       <w:r>
-        <w:t xml:space="preserve"> per subfolder (or fewer if the folder has less)</w:t>
+        <w:t xml:space="preserve"> first (or fewer if the folder has less)</w:t>
       </w:r>
     </w:p>
     <w:p>
       <w:pPr>
-        <w:pStyle w:val="ListBullet"/>
+        <w:pStyle w:val="ListNumber"/>
       </w:pPr>
       <w:r>
-        <w:rPr>
-          <w:b/>
-        </w:rPr>
-        <w:t>15GB overall</w:t>
-      </w:r>
-      <w:r>
-        <w:t>, split equally across the subfolders</w:t>
-      </w:r>
-    </w:p>
-    <w:p>
-      <w:r>
-        <w:t xml:space="preserve">If a subfolder is smaller than its share / has fewer than 1000 files, </w:t>
+        <w:t xml:space="preserve">If the total is still under </w:t>
       </w:r>
       <w:r>
         <w:rPr>
           <w:b/>
         </w:rPr>
-        <w:t>all that fits</w:t>
+        <w:t>15GB</w:t>
       </w:r>
       <w:r>
-        <w:t xml:space="preserve"> is copied.</w:t>
+        <w:t xml:space="preserve">, keep taking </w:t>
+      </w:r>
+      <w:r>
+        <w:rPr>
+          <w:b/>
+        </w:rPr>
+        <w:t>more files</w:t>
+      </w:r>
+      <w:r>
+        <w:t xml:space="preserve"> from those folders until 15GB is reached</w:t>
       </w:r>
     </w:p>
     <w:p>
@@ -620,7 +621,7 @@
         <w:rPr>
           <w:b/>
         </w:rPr>
-        <w:t>Different file limit (default 1000 per subfolder):</w:t>
+        <w:t>Different per-folder first pass (default 1000, then fill to 15GB):</w:t>
       </w:r>
     </w:p>
     <w:p>
@@ -633,7 +634,7 @@
           <w:rFonts w:ascii="Consolas" w:hAnsi="Consolas"/>
           <w:sz w:val="18"/>
         </w:rPr>
-        <w:t>python tools/build_quality_sample_local.py --root ~/Downloads/company-dump --limit 500</w:t>
+        <w:t>python tools/build_quality_sample_local.py --root ~/Downloads/company-dump --limit 1000</w:t>
       </w:r>
     </w:p>
     <w:p>
@@ -641,7 +642,7 @@
         <w:rPr>
           <w:b/>
         </w:rPr>
-        <w:t>Different byte cap (default 15GB overall):</w:t>
+        <w:t>Different overall byte cap (default 15GB):</w:t>
       </w:r>
     </w:p>
     <w:p>

--- a/CLIENT_SETUP_AI_LABS_SAMPLES_LOCAL.docx
+++ b/CLIENT_SETUP_AI_LABS_SAMPLES_LOCAL.docx
@@ -78,7 +78,25 @@
     </w:p>
     <w:p>
       <w:r>
-        <w:t>From each subfolder:</w:t>
+        <w:t xml:space="preserve">In </w:t>
+      </w:r>
+      <w:r>
+        <w:rPr>
+          <w:b/>
+        </w:rPr>
+        <w:t>rounds</w:t>
+      </w:r>
+      <w:r>
+        <w:t xml:space="preserve"> until </w:t>
+      </w:r>
+      <w:r>
+        <w:rPr>
+          <w:b/>
+        </w:rPr>
+        <w:t>15GB</w:t>
+      </w:r>
+      <w:r>
+        <w:t xml:space="preserve"> (or every folder is empty):</w:t>
       </w:r>
     </w:p>
     <w:p>
@@ -86,7 +104,7 @@
         <w:pStyle w:val="ListNumber"/>
       </w:pPr>
       <w:r>
-        <w:t xml:space="preserve">Take up to </w:t>
+        <w:t xml:space="preserve">Round 1 — up to </w:t>
       </w:r>
       <w:r>
         <w:rPr>
@@ -95,7 +113,7 @@
         <w:t>1000 files</w:t>
       </w:r>
       <w:r>
-        <w:t xml:space="preserve"> first (or fewer if the folder has less)</w:t>
+        <w:t xml:space="preserve"> from each subfolder</w:t>
       </w:r>
     </w:p>
     <w:p>
@@ -103,25 +121,29 @@
         <w:pStyle w:val="ListNumber"/>
       </w:pPr>
       <w:r>
-        <w:t xml:space="preserve">If the total is still under </w:t>
+        <w:t xml:space="preserve">Round 2 — another up to </w:t>
       </w:r>
       <w:r>
         <w:rPr>
           <w:b/>
         </w:rPr>
-        <w:t>15GB</w:t>
+        <w:t>1000</w:t>
       </w:r>
       <w:r>
-        <w:t xml:space="preserve">, keep taking </w:t>
+        <w:t xml:space="preserve"> from each subfolder</w:t>
       </w:r>
+    </w:p>
+    <w:p>
+      <w:pPr>
+        <w:pStyle w:val="ListNumber"/>
+      </w:pPr>
       <w:r>
-        <w:rPr>
-          <w:b/>
-        </w:rPr>
-        <w:t>more files</w:t>
+        <w:t>…and so on, until 15GB is hit</w:t>
       </w:r>
+    </w:p>
+    <w:p>
       <w:r>
-        <w:t xml:space="preserve"> from those folders until 15GB is reached</w:t>
+        <w:t>If a folder has fewer than 1000 left in a round, it just contributes what’s left.</w:t>
       </w:r>
     </w:p>
     <w:p>
@@ -621,7 +643,7 @@
         <w:rPr>
           <w:b/>
         </w:rPr>
-        <w:t>Different per-folder first pass (default 1000, then fill to 15GB):</w:t>
+        <w:t>Files per folder per round (default 1000; rounds repeat until 15GB):</w:t>
       </w:r>
     </w:p>
     <w:p>

--- a/CLIENT_SETUP_AI_LABS_SAMPLES_LOCAL.docx
+++ b/CLIENT_SETUP_AI_LABS_SAMPLES_LOCAL.docx
@@ -343,7 +343,7 @@
           <w:rFonts w:ascii="Consolas" w:hAnsi="Consolas"/>
           <w:sz w:val="18"/>
         </w:rPr>
-        <w:t>git clone https://github.com/data927/inventory-segmentor.git</w:t>
+        <w:t>git clone https://github.com/data927/inventory-samples.git</w:t>
       </w:r>
     </w:p>
     <w:p>
@@ -356,7 +356,7 @@
           <w:rFonts w:ascii="Consolas" w:hAnsi="Consolas"/>
           <w:sz w:val="18"/>
         </w:rPr>
-        <w:t>cd inventory-segmentor</w:t>
+        <w:t>cd inventory-samples</w:t>
       </w:r>
     </w:p>
     <w:p>
@@ -1154,7 +1154,7 @@
           <w:rFonts w:ascii="Consolas" w:hAnsi="Consolas"/>
           <w:sz w:val="18"/>
         </w:rPr>
-        <w:t>cd ~/inventory-segmentor</w:t>
+        <w:t>cd ~/inventory-samples</w:t>
         <w:br/>
         <w:t>source .venv/bin/activate</w:t>
         <w:br/>
@@ -1177,7 +1177,7 @@
           <w:rFonts w:ascii="Consolas" w:hAnsi="Consolas"/>
           <w:sz w:val="18"/>
         </w:rPr>
-        <w:t>cd %USERPROFILE%\inventory-segmentor</w:t>
+        <w:t>cd %USERPROFILE%\inventory-samples</w:t>
         <w:br/>
         <w:t>.venv\Scripts\activate</w:t>
         <w:br/>
